--- a/Filings/Discovery/discoveryPlanAndInformationalStatement/Joint_Rule_26.06_Discovery_Plan_DRAFT_for_FIE_Review.docx
+++ b/Filings/Discovery/discoveryPlanAndInformationalStatement/Joint_Rule_26.06_Discovery_Plan_DRAFT_for_FIE_Review.docx
@@ -225,7 +225,7 @@
           <w:i w:val="0"/>
           <w:sz w:val="24"/>
         </w:rPr>
-        <w:t>The parties conferred on August 28, 2026 as required by Minn. R. Civ. P. 26.06(a), and submit the following discovery plan. The parties agree on the matters stated in paragraph 1. On the matters in paragraphs 2 through 8, each party's proposal is set out separately.</w:t>
+        <w:t>The parties conferred on August 28, 2026 as required by Minn. R. Civ. P. 26.06, and submit the following discovery plan. The parties agree on the matters stated in paragraph 1. On the matters in paragraphs 2 through 8, each party's proposal is set out separately.</w:t>
       </w:r>
     </w:p>
     <w:p>
